--- a/backend/data/reports/report_INSP-20260918-6ED875.docx
+++ b/backend/data/reports/report_INSP-20260918-6ED875.docx
@@ -47,19 +47,25 @@
         <w:br/>
       </w:r>
       <w:r>
-        <w:t>Inspection Timestamp: 2026-09-18T12:43:20.443248</w:t>
+        <w:t>Inspection Timestamp: 2026-09-19T19:45:37.937440</w:t>
         <w:br/>
       </w:r>
       <w:r>
-        <w:t>Product Name: Packaged Commodity</w:t>
+        <w:t>Jurisdiction:</w:t>
+        <w:br/>
+        <w:t>India</w:t>
         <w:br/>
       </w:r>
       <w:r>
-        <w:t>Manufacturer: Not detected</w:t>
+        <w:t>Product Name: Lakmé Sun Expert Aqua Sun Gel SPF 50</w:t>
         <w:br/>
       </w:r>
       <w:r>
-        <w:t>Compliance Score: 76 / 100 (NON_COMPLIANT)</w:t>
+        <w:t>Manufacturer: Survey 284/2, Naroli, D&amp;NH - 396235</w:t>
+        <w:br/>
+      </w:r>
+      <w:r>
+        <w:t>Compliance Score: 93 / 100 (NON_COMPLIANT)</w:t>
         <w:br/>
       </w:r>
       <w:r>
@@ -135,7 +141,7 @@
           </w:tcPr>
           <w:p>
             <w:r>
-              <w:t>Common or Generic Name of Commodity</w:t>
+              <w:t>Generic Name</w:t>
             </w:r>
           </w:p>
         </w:tc>
@@ -145,7 +151,7 @@
           </w:tcPr>
           <w:p>
             <w:r>
-              <w:t>Packaged Commodity</w:t>
+              <w:t>Lakmé Sun Expert Aqua Sun Gel SPF 50</w:t>
             </w:r>
           </w:p>
         </w:tc>
@@ -155,217 +161,7 @@
           </w:tcPr>
           <w:p>
             <w:r>
-              <w:t>0%</w:t>
-            </w:r>
-          </w:p>
-        </w:tc>
-        <w:tc>
-          <w:tcPr>
-            <w:tcW w:type="dxa" w:w="2160"/>
-          </w:tcPr>
-          <w:p>
-            <w:r>
-              <w:t>Missing</w:t>
-            </w:r>
-          </w:p>
-        </w:tc>
-      </w:tr>
-      <w:tr>
-        <w:tc>
-          <w:tcPr>
-            <w:tcW w:type="dxa" w:w="2160"/>
-          </w:tcPr>
-          <w:p>
-            <w:r>
-              <w:t>Net Quantity in Standard SI Metric Units</w:t>
-            </w:r>
-          </w:p>
-        </w:tc>
-        <w:tc>
-          <w:tcPr>
-            <w:tcW w:type="dxa" w:w="2160"/>
-          </w:tcPr>
-          <w:p>
-            <w:r>
-              <w:t>Not detected</w:t>
-            </w:r>
-          </w:p>
-        </w:tc>
-        <w:tc>
-          <w:tcPr>
-            <w:tcW w:type="dxa" w:w="2160"/>
-          </w:tcPr>
-          <w:p>
-            <w:r>
-              <w:t>50%</w:t>
-            </w:r>
-          </w:p>
-        </w:tc>
-        <w:tc>
-          <w:tcPr>
-            <w:tcW w:type="dxa" w:w="2160"/>
-          </w:tcPr>
-          <w:p>
-            <w:r>
-              <w:t>Under Review</w:t>
-            </w:r>
-          </w:p>
-        </w:tc>
-      </w:tr>
-      <w:tr>
-        <w:tc>
-          <w:tcPr>
-            <w:tcW w:type="dxa" w:w="2160"/>
-          </w:tcPr>
-          <w:p>
-            <w:r>
-              <w:t>Maximum Retail Price (MRP) with Mandatory Tax Phrase</w:t>
-            </w:r>
-          </w:p>
-        </w:tc>
-        <w:tc>
-          <w:tcPr>
-            <w:tcW w:type="dxa" w:w="2160"/>
-          </w:tcPr>
-          <w:p>
-            <w:r>
-              <w:t>Not reliably detected</w:t>
-            </w:r>
-          </w:p>
-        </w:tc>
-        <w:tc>
-          <w:tcPr>
-            <w:tcW w:type="dxa" w:w="2160"/>
-          </w:tcPr>
-          <w:p>
-            <w:r>
-              <w:t>55%</w:t>
-            </w:r>
-          </w:p>
-        </w:tc>
-        <w:tc>
-          <w:tcPr>
-            <w:tcW w:type="dxa" w:w="2160"/>
-          </w:tcPr>
-          <w:p>
-            <w:r>
-              <w:t>Under Review</w:t>
-            </w:r>
-          </w:p>
-        </w:tc>
-      </w:tr>
-      <w:tr>
-        <w:tc>
-          <w:tcPr>
-            <w:tcW w:type="dxa" w:w="2160"/>
-          </w:tcPr>
-          <w:p>
-            <w:r>
-              <w:t>Name and Complete Address of Manufacturer with PIN code</w:t>
-            </w:r>
-          </w:p>
-        </w:tc>
-        <w:tc>
-          <w:tcPr>
-            <w:tcW w:type="dxa" w:w="2160"/>
-          </w:tcPr>
-          <w:p>
-            <w:r>
-              <w:t>Not detected</w:t>
-            </w:r>
-          </w:p>
-        </w:tc>
-        <w:tc>
-          <w:tcPr>
-            <w:tcW w:type="dxa" w:w="2160"/>
-          </w:tcPr>
-          <w:p>
-            <w:r>
-              <w:t>50%</w:t>
-            </w:r>
-          </w:p>
-        </w:tc>
-        <w:tc>
-          <w:tcPr>
-            <w:tcW w:type="dxa" w:w="2160"/>
-          </w:tcPr>
-          <w:p>
-            <w:r>
-              <w:t>Under Review</w:t>
-            </w:r>
-          </w:p>
-        </w:tc>
-      </w:tr>
-      <w:tr>
-        <w:tc>
-          <w:tcPr>
-            <w:tcW w:type="dxa" w:w="2160"/>
-          </w:tcPr>
-          <w:p>
-            <w:r>
-              <w:t>Month and Year of Manufacture or Pre-packing</w:t>
-            </w:r>
-          </w:p>
-        </w:tc>
-        <w:tc>
-          <w:tcPr>
-            <w:tcW w:type="dxa" w:w="2160"/>
-          </w:tcPr>
-          <w:p>
-            <w:r>
-              <w:t>Not detected</w:t>
-            </w:r>
-          </w:p>
-        </w:tc>
-        <w:tc>
-          <w:tcPr>
-            <w:tcW w:type="dxa" w:w="2160"/>
-          </w:tcPr>
-          <w:p>
-            <w:r>
-              <w:t>50%</w:t>
-            </w:r>
-          </w:p>
-        </w:tc>
-        <w:tc>
-          <w:tcPr>
-            <w:tcW w:type="dxa" w:w="2160"/>
-          </w:tcPr>
-          <w:p>
-            <w:r>
-              <w:t>Under Review</w:t>
-            </w:r>
-          </w:p>
-        </w:tc>
-      </w:tr>
-      <w:tr>
-        <w:tc>
-          <w:tcPr>
-            <w:tcW w:type="dxa" w:w="2160"/>
-          </w:tcPr>
-          <w:p>
-            <w:r>
-              <w:t>Consumer Care Contact Phone and Email</w:t>
-            </w:r>
-          </w:p>
-        </w:tc>
-        <w:tc>
-          <w:tcPr>
-            <w:tcW w:type="dxa" w:w="2160"/>
-          </w:tcPr>
-          <w:p>
-            <w:r>
-              <w:t>Helpline: 1800-10-22-221 | Email: care@consumer-helpline.gov.in</w:t>
-            </w:r>
-          </w:p>
-        </w:tc>
-        <w:tc>
-          <w:tcPr>
-            <w:tcW w:type="dxa" w:w="2160"/>
-          </w:tcPr>
-          <w:p>
-            <w:r>
-              <w:t>91%</w:t>
+              <w:t>99%</w:t>
             </w:r>
           </w:p>
         </w:tc>
@@ -387,7 +183,7 @@
           </w:tcPr>
           <w:p>
             <w:r>
-              <w:t>Country of Origin or Manufacture</w:t>
+              <w:t>Net Quantity</w:t>
             </w:r>
           </w:p>
         </w:tc>
@@ -397,7 +193,7 @@
           </w:tcPr>
           <w:p>
             <w:r>
-              <w:t>India</w:t>
+              <w:t>50 g</w:t>
             </w:r>
           </w:p>
         </w:tc>
@@ -407,7 +203,91 @@
           </w:tcPr>
           <w:p>
             <w:r>
-              <w:t>96%</w:t>
+              <w:t>99%</w:t>
+            </w:r>
+          </w:p>
+        </w:tc>
+        <w:tc>
+          <w:tcPr>
+            <w:tcW w:type="dxa" w:w="2160"/>
+          </w:tcPr>
+          <w:p>
+            <w:r>
+              <w:t>Found</w:t>
+            </w:r>
+          </w:p>
+        </w:tc>
+      </w:tr>
+      <w:tr>
+        <w:tc>
+          <w:tcPr>
+            <w:tcW w:type="dxa" w:w="2160"/>
+          </w:tcPr>
+          <w:p>
+            <w:r>
+              <w:t>Retail Sale Price (MRP)</w:t>
+            </w:r>
+          </w:p>
+        </w:tc>
+        <w:tc>
+          <w:tcPr>
+            <w:tcW w:type="dxa" w:w="2160"/>
+          </w:tcPr>
+          <w:p>
+            <w:r>
+              <w:t>₹ 499.00 (incl. of all taxes)</w:t>
+            </w:r>
+          </w:p>
+        </w:tc>
+        <w:tc>
+          <w:tcPr>
+            <w:tcW w:type="dxa" w:w="2160"/>
+          </w:tcPr>
+          <w:p>
+            <w:r>
+              <w:t>99%</w:t>
+            </w:r>
+          </w:p>
+        </w:tc>
+        <w:tc>
+          <w:tcPr>
+            <w:tcW w:type="dxa" w:w="2160"/>
+          </w:tcPr>
+          <w:p>
+            <w:r>
+              <w:t>Found</w:t>
+            </w:r>
+          </w:p>
+        </w:tc>
+      </w:tr>
+      <w:tr>
+        <w:tc>
+          <w:tcPr>
+            <w:tcW w:type="dxa" w:w="2160"/>
+          </w:tcPr>
+          <w:p>
+            <w:r>
+              <w:t>Manufacturer Address</w:t>
+            </w:r>
+          </w:p>
+        </w:tc>
+        <w:tc>
+          <w:tcPr>
+            <w:tcW w:type="dxa" w:w="2160"/>
+          </w:tcPr>
+          <w:p>
+            <w:r>
+              <w:t>Survey 284/2, Naroli, D&amp;NH - 396235</w:t>
+            </w:r>
+          </w:p>
+        </w:tc>
+        <w:tc>
+          <w:tcPr>
+            <w:tcW w:type="dxa" w:w="2160"/>
+          </w:tcPr>
+          <w:p>
+            <w:r>
+              <w:t>98%</w:t>
             </w:r>
           </w:p>
         </w:tc>
@@ -480,134 +360,6 @@
           </w:tcPr>
           <w:p>
             <w:r>
-              <w:t>RULE 4 (Regulation for pre-packing and sale)</w:t>
-            </w:r>
-          </w:p>
-        </w:tc>
-        <w:tc>
-          <w:tcPr>
-            <w:tcW w:type="dxa" w:w="2880"/>
-          </w:tcPr>
-          <w:p>
-            <w:r>
-              <w:t>Missing statutory pre-packing label on commodity</w:t>
-            </w:r>
-          </w:p>
-        </w:tc>
-        <w:tc>
-          <w:tcPr>
-            <w:tcW w:type="dxa" w:w="2880"/>
-          </w:tcPr>
-          <w:p>
-            <w:r>
-              <w:t>Section 36(1) (Fine up to ₹25,000)</w:t>
-            </w:r>
-          </w:p>
-        </w:tc>
-      </w:tr>
-      <w:tr>
-        <w:tc>
-          <w:tcPr>
-            <w:tcW w:type="dxa" w:w="2880"/>
-          </w:tcPr>
-          <w:p>
-            <w:r>
-              <w:t>RULE 6(1)(a) (Name and address of manufacturer / packer with PIN code)</w:t>
-            </w:r>
-          </w:p>
-        </w:tc>
-        <w:tc>
-          <w:tcPr>
-            <w:tcW w:type="dxa" w:w="2880"/>
-          </w:tcPr>
-          <w:p>
-            <w:r>
-              <w:t>Manufacturer / packer address omitted from packaging</w:t>
-            </w:r>
-          </w:p>
-        </w:tc>
-        <w:tc>
-          <w:tcPr>
-            <w:tcW w:type="dxa" w:w="2880"/>
-          </w:tcPr>
-          <w:p>
-            <w:r>
-              <w:t>Section 36(1) read with Rule 10(1)</w:t>
-            </w:r>
-          </w:p>
-        </w:tc>
-      </w:tr>
-      <w:tr>
-        <w:tc>
-          <w:tcPr>
-            <w:tcW w:type="dxa" w:w="2880"/>
-          </w:tcPr>
-          <w:p>
-            <w:r>
-              <w:t>RULE 6(1)(b) (Common or generic name of commodity)</w:t>
-            </w:r>
-          </w:p>
-        </w:tc>
-        <w:tc>
-          <w:tcPr>
-            <w:tcW w:type="dxa" w:w="2880"/>
-          </w:tcPr>
-          <w:p>
-            <w:r>
-              <w:t>Packaged Commodity</w:t>
-            </w:r>
-          </w:p>
-        </w:tc>
-        <w:tc>
-          <w:tcPr>
-            <w:tcW w:type="dxa" w:w="2880"/>
-          </w:tcPr>
-          <w:p>
-            <w:r>
-              <w:t>Section 36(1)</w:t>
-            </w:r>
-          </w:p>
-        </w:tc>
-      </w:tr>
-      <w:tr>
-        <w:tc>
-          <w:tcPr>
-            <w:tcW w:type="dxa" w:w="2880"/>
-          </w:tcPr>
-          <w:p>
-            <w:r>
-              <w:t>RULE 6(1)(c) (Net quantity in standard SI metric units)</w:t>
-            </w:r>
-          </w:p>
-        </w:tc>
-        <w:tc>
-          <w:tcPr>
-            <w:tcW w:type="dxa" w:w="2880"/>
-          </w:tcPr>
-          <w:p>
-            <w:r>
-              <w:t>Net quantity declaration missing or non-compliant</w:t>
-            </w:r>
-          </w:p>
-        </w:tc>
-        <w:tc>
-          <w:tcPr>
-            <w:tcW w:type="dxa" w:w="2880"/>
-          </w:tcPr>
-          <w:p>
-            <w:r>
-              <w:t>Section 36(1) read with Rule 13</w:t>
-            </w:r>
-          </w:p>
-        </w:tc>
-      </w:tr>
-      <w:tr>
-        <w:tc>
-          <w:tcPr>
-            <w:tcW w:type="dxa" w:w="2880"/>
-          </w:tcPr>
-          <w:p>
-            <w:r>
               <w:t>RULE 6(1)(d) (Month and year of manufacture or pre-packing)</w:t>
             </w:r>
           </w:p>
@@ -640,102 +392,6 @@
           </w:tcPr>
           <w:p>
             <w:r>
-              <w:t>RULE 6(1)(e) (Maximum Retail Price (MRP) &amp; statutory tax phrase)</w:t>
-            </w:r>
-          </w:p>
-        </w:tc>
-        <w:tc>
-          <w:tcPr>
-            <w:tcW w:type="dxa" w:w="2880"/>
-          </w:tcPr>
-          <w:p>
-            <w:r>
-              <w:t>Maximum Retail Price (MRP) omitted from packaging</w:t>
-            </w:r>
-          </w:p>
-        </w:tc>
-        <w:tc>
-          <w:tcPr>
-            <w:tcW w:type="dxa" w:w="2880"/>
-          </w:tcPr>
-          <w:p>
-            <w:r>
-              <w:t>Section 36(1) read with Rule 32A Compounding fee: ₹25,000</w:t>
-            </w:r>
-          </w:p>
-        </w:tc>
-      </w:tr>
-      <w:tr>
-        <w:tc>
-          <w:tcPr>
-            <w:tcW w:type="dxa" w:w="2880"/>
-          </w:tcPr>
-          <w:p>
-            <w:r>
-              <w:t>RULE 10 (Declaration of name and address of the manufacturer)</w:t>
-            </w:r>
-          </w:p>
-        </w:tc>
-        <w:tc>
-          <w:tcPr>
-            <w:tcW w:type="dxa" w:w="2880"/>
-          </w:tcPr>
-          <w:p>
-            <w:r>
-              <w:t>Address: Not detected (Postal PIN: MISSING)</w:t>
-            </w:r>
-          </w:p>
-        </w:tc>
-        <w:tc>
-          <w:tcPr>
-            <w:tcW w:type="dxa" w:w="2880"/>
-          </w:tcPr>
-          <w:p>
-            <w:r>
-              <w:t>Section 36(1) read with Rule 10(1)</w:t>
-            </w:r>
-          </w:p>
-        </w:tc>
-      </w:tr>
-      <w:tr>
-        <w:tc>
-          <w:tcPr>
-            <w:tcW w:type="dxa" w:w="2880"/>
-          </w:tcPr>
-          <w:p>
-            <w:r>
-              <w:t>RULE 13 (Statement of units of weight, measure or number)</w:t>
-            </w:r>
-          </w:p>
-        </w:tc>
-        <w:tc>
-          <w:tcPr>
-            <w:tcW w:type="dxa" w:w="2880"/>
-          </w:tcPr>
-          <w:p>
-            <w:r>
-              <w:t>Unit '' (Prohibited: None)</w:t>
-            </w:r>
-          </w:p>
-        </w:tc>
-        <w:tc>
-          <w:tcPr>
-            <w:tcW w:type="dxa" w:w="2880"/>
-          </w:tcPr>
-          <w:p>
-            <w:r>
-              <w:t>Section 36(1) read with Rule 13</w:t>
-            </w:r>
-          </w:p>
-        </w:tc>
-      </w:tr>
-      <w:tr>
-        <w:tc>
-          <w:tcPr>
-            <w:tcW w:type="dxa" w:w="2880"/>
-          </w:tcPr>
-          <w:p>
-            <w:r>
               <w:t>RULE 32 (Fine for contravention of rules where no specific penalty is provided)</w:t>
             </w:r>
           </w:p>
@@ -746,7 +402,7 @@
           </w:tcPr>
           <w:p>
             <w:r>
-              <w:t>8 active statutory contraventions detected</w:t>
+              <w:t>1 active statutory contraventions detected</w:t>
             </w:r>
           </w:p>
         </w:tc>
